--- a/docs/word/Enterprise_Global_ETL_Framework_documentation.docx
+++ b/docs/word/Enterprise_Global_ETL_Framework_documentation.docx
@@ -23,8 +23,12 @@
     </w:p>
     <w:p>
       <w:r>
+        <w:t>Pipeline Name: Enterprise_Global_ETL_Framework</w:t>
         <w:br/>
-        <w:t>Pipeline Name: Enterprise_Global_ETL_Framework</w:t>
+        <w:br/>
+        <w:t>Pipeline Parameters: {'Environment': {'type': 'String', 'defaultValue': 'DEV'}, 'LoadType': {'type': 'String', 'defaultValue': 'Incremental'}, 'SchemaName': {'type': 'String', 'defaultValue': 'dbo'}, 'PipelineRunId': {'type': 'String'}, 'TriggerTime': {'type': 'String'}}</w:t>
+        <w:br/>
+        <w:t>Pipeline Variables: {'PipelineStatus': {'type': 'String'}, 'CurrentTable': {'type': 'String'}, 'RowsCopied': {'type': 'Integer'}, 'ErrorMessage': {'type': 'String'}}</w:t>
         <w:br/>
         <w:br/>
         <w:t>Total Activities: 25</w:t>
@@ -79,7 +83,7 @@
         <w:br/>
         <w:t>Depends On:</w:t>
         <w:br/>
-        <w:t xml:space="preserve">   -&gt; Lookup_ETL_Config ()</w:t>
+        <w:t xml:space="preserve">   -&gt; Lookup_ETL_Config (Succeeded)</w:t>
         <w:br/>
         <w:br/>
         <w:br/>
@@ -89,7 +93,7 @@
         <w:br/>
         <w:t>Depends On:</w:t>
         <w:br/>
-        <w:t xml:space="preserve">   -&gt; Lookup_Last_Watermark ()</w:t>
+        <w:t xml:space="preserve">   -&gt; Lookup_Last_Watermark (Succeeded)</w:t>
         <w:br/>
         <w:br/>
         <w:br/>
@@ -99,7 +103,7 @@
         <w:br/>
         <w:t>Depends On:</w:t>
         <w:br/>
-        <w:t xml:space="preserve">   -&gt; Set_Pipeline_Status_Start ()</w:t>
+        <w:t xml:space="preserve">   -&gt; Set_Pipeline_Status_Start (Succeeded)</w:t>
         <w:br/>
         <w:br/>
         <w:br/>
@@ -121,7 +125,7 @@
         <w:br/>
         <w:t>Depends On:</w:t>
         <w:br/>
-        <w:t xml:space="preserve">   -&gt; Set_Current_Table ()</w:t>
+        <w:t xml:space="preserve">   -&gt; Set_Current_Table (Succeeded)</w:t>
         <w:br/>
         <w:br/>
         <w:br/>
@@ -133,7 +137,7 @@
         <w:br/>
         <w:t>Depends On:</w:t>
         <w:br/>
-        <w:t xml:space="preserve">   -&gt; Get_Source_Metadata ()</w:t>
+        <w:t xml:space="preserve">   -&gt; Get_Source_Metadata (Succeeded)</w:t>
         <w:br/>
         <w:br/>
         <w:br/>
@@ -155,7 +159,7 @@
         <w:br/>
         <w:t>Depends On:</w:t>
         <w:br/>
-        <w:t xml:space="preserve">   -&gt; Copy_SQL_To_Raw ()</w:t>
+        <w:t xml:space="preserve">   -&gt; Copy_SQL_To_Raw (Succeeded)</w:t>
         <w:br/>
         <w:br/>
         <w:br/>
@@ -167,7 +171,7 @@
         <w:br/>
         <w:t>Depends On:</w:t>
         <w:br/>
-        <w:t xml:space="preserve">   -&gt; Set_Row_Count ()</w:t>
+        <w:t xml:space="preserve">   -&gt; Set_Row_Count (Succeeded)</w:t>
         <w:br/>
         <w:br/>
         <w:br/>
@@ -189,7 +193,7 @@
         <w:br/>
         <w:t>Depends On:</w:t>
         <w:br/>
-        <w:t xml:space="preserve">   -&gt; Execute_DataFlow ()</w:t>
+        <w:t xml:space="preserve">   -&gt; Execute_DataFlow (Succeeded)</w:t>
         <w:br/>
         <w:br/>
         <w:br/>
@@ -201,7 +205,7 @@
         <w:br/>
         <w:t>Depends On:</w:t>
         <w:br/>
-        <w:t xml:space="preserve">   -&gt; Run_Databricks_Notebook ()</w:t>
+        <w:t xml:space="preserve">   -&gt; Run_Databricks_Notebook (Succeeded)</w:t>
         <w:br/>
         <w:br/>
         <w:br/>
@@ -213,7 +217,7 @@
         <w:br/>
         <w:t>Depends On:</w:t>
         <w:br/>
-        <w:t xml:space="preserve">   -&gt; Execute_Audit_SP ()</w:t>
+        <w:t xml:space="preserve">   -&gt; Execute_Audit_SP (Succeeded)</w:t>
         <w:br/>
         <w:br/>
         <w:br/>
@@ -245,7 +249,7 @@
         <w:br/>
         <w:t>Depends On:</w:t>
         <w:br/>
-        <w:t xml:space="preserve">   -&gt; Set_Error_Message ()</w:t>
+        <w:t xml:space="preserve">   -&gt; Set_Error_Message (Succeeded)</w:t>
         <w:br/>
         <w:br/>
         <w:br/>
@@ -255,7 +259,7 @@
         <w:br/>
         <w:t>Depends On:</w:t>
         <w:br/>
-        <w:t xml:space="preserve">   -&gt; ForEach_Table_Processing ()</w:t>
+        <w:t xml:space="preserve">   -&gt; ForEach_Table_Processing (Succeeded)</w:t>
         <w:br/>
         <w:br/>
         <w:br/>
@@ -277,7 +281,7 @@
         <w:br/>
         <w:t>Depends On:</w:t>
         <w:br/>
-        <w:t xml:space="preserve">   -&gt; Wait_2_Minutes ()</w:t>
+        <w:t xml:space="preserve">   -&gt; Wait_2_Minutes (Succeeded)</w:t>
         <w:br/>
         <w:br/>
         <w:br/>
@@ -289,7 +293,7 @@
         <w:br/>
         <w:t>Depends On:</w:t>
         <w:br/>
-        <w:t xml:space="preserve">   -&gt; Lookup_Execution_Status ()</w:t>
+        <w:t xml:space="preserve">   -&gt; Lookup_Execution_Status (Succeeded)</w:t>
         <w:br/>
         <w:br/>
         <w:br/>
@@ -299,7 +303,7 @@
         <w:br/>
         <w:t>Depends On:</w:t>
         <w:br/>
-        <w:t xml:space="preserve">   -&gt; Until_Pipeline_Completion ()</w:t>
+        <w:t xml:space="preserve">   -&gt; Until_Pipeline_Completion (Succeeded)</w:t>
         <w:br/>
         <w:br/>
         <w:br/>
@@ -309,7 +313,7 @@
         <w:br/>
         <w:t>Depends On:</w:t>
         <w:br/>
-        <w:t xml:space="preserve">   -&gt; Execute_Final_Procedure ()</w:t>
+        <w:t xml:space="preserve">   -&gt; Execute_Final_Procedure (Succeeded)</w:t>
         <w:br/>
         <w:br/>
         <w:br/>
@@ -319,7 +323,7 @@
         <w:br/>
         <w:t>Depends On:</w:t>
         <w:br/>
-        <w:t xml:space="preserve">   -&gt; Trigger_Reporting_Pipeline ()</w:t>
+        <w:t xml:space="preserve">   -&gt; Trigger_Reporting_Pipeline (Succeeded)</w:t>
         <w:br/>
         <w:br/>
         <w:br/>
@@ -329,7 +333,7 @@
         <w:br/>
         <w:t>Depends On:</w:t>
         <w:br/>
-        <w:t xml:space="preserve">   -&gt; ForEach_Table_Processing ()</w:t>
+        <w:t xml:space="preserve">   -&gt; ForEach_Table_Processing (Failed)</w:t>
         <w:br/>
       </w:r>
     </w:p>
@@ -347,28 +351,6 @@
           <w:rFonts w:ascii="Courier New" w:hAnsi="Courier New"/>
           <w:sz w:val="18"/>
         </w:rPr>
-        <w:t>DS_SQL_Source</w:t>
-        <w:br/>
-        <w:t xml:space="preserve">   ↓</w:t>
-        <w:br/>
-        <w:t>ForEach_Table_Processing</w:t>
-        <w:br/>
-        <w:t xml:space="preserve">   ↓</w:t>
-        <w:br/>
-        <w:t>DS_Source_File</w:t>
-        <w:br/>
-        <w:br/>
-        <w:t>DS_SQL_Source</w:t>
-        <w:br/>
-        <w:t xml:space="preserve">   ↓</w:t>
-        <w:br/>
-        <w:t>If_Source_File_Exists</w:t>
-        <w:br/>
-        <w:t xml:space="preserve">   ↓</w:t>
-        <w:br/>
-        <w:t>DS_Raw_ADLS</w:t>
-        <w:br/>
-        <w:br/>
         <w:t>DS_SQL_Source</w:t>
         <w:br/>
         <w:t xml:space="preserve">   ↓</w:t>
@@ -613,6 +595,28 @@
           </w:tcPr>
           <w:p>
             <w:r>
+              <w:t>Parameters</w:t>
+            </w:r>
+          </w:p>
+        </w:tc>
+        <w:tc>
+          <w:tcPr>
+            <w:tcW w:type="dxa" w:w="4320"/>
+          </w:tcPr>
+          <w:p>
+            <w:r>
+              <w:t>{'source': {'type': 'AzureSqlSource', 'sqlReaderQuery': {'value': "@concat('SELECT * FROM ETL_Config WHERE IsActive = 1 AND SchemaName = ''', pipeline().parameters.SchemaName, '''')", 'type': 'Expression'}}, 'dataset': {'referenceName': 'DS_SQL_Config', 'type': 'DatasetReference', 'parameters': {'TableName': 'ETL_Config'}}, 'firstRowOnly': False}</w:t>
+            </w:r>
+          </w:p>
+        </w:tc>
+      </w:tr>
+      <w:tr>
+        <w:tc>
+          <w:tcPr>
+            <w:tcW w:type="dxa" w:w="4320"/>
+          </w:tcPr>
+          <w:p>
+            <w:r>
               <w:t>Retry</w:t>
             </w:r>
           </w:p>
@@ -875,6 +879,28 @@
           </w:tcPr>
           <w:p>
             <w:r>
+              <w:t>Parameters</w:t>
+            </w:r>
+          </w:p>
+        </w:tc>
+        <w:tc>
+          <w:tcPr>
+            <w:tcW w:type="dxa" w:w="4320"/>
+          </w:tcPr>
+          <w:p>
+            <w:r>
+              <w:t>{'source': {'type': 'AzureSqlSource', 'sqlReaderQuery': 'SELECT MAX(WatermarkValue) AS LastWatermark FROM ETL_Audit'}, 'dataset': {'referenceName': 'DS_SQL_Audit', 'type': 'DatasetReference'}, 'firstRowOnly': True}</w:t>
+            </w:r>
+          </w:p>
+        </w:tc>
+      </w:tr>
+      <w:tr>
+        <w:tc>
+          <w:tcPr>
+            <w:tcW w:type="dxa" w:w="4320"/>
+          </w:tcPr>
+          <w:p>
+            <w:r>
               <w:t>Retry</w:t>
             </w:r>
           </w:p>
@@ -1137,6 +1163,28 @@
           </w:tcPr>
           <w:p>
             <w:r>
+              <w:t>Parameters</w:t>
+            </w:r>
+          </w:p>
+        </w:tc>
+        <w:tc>
+          <w:tcPr>
+            <w:tcW w:type="dxa" w:w="4320"/>
+          </w:tcPr>
+          <w:p>
+            <w:r>
+              <w:t>{'variableName': 'PipelineStatus', 'value': 'STARTED'}</w:t>
+            </w:r>
+          </w:p>
+        </w:tc>
+      </w:tr>
+      <w:tr>
+        <w:tc>
+          <w:tcPr>
+            <w:tcW w:type="dxa" w:w="4320"/>
+          </w:tcPr>
+          <w:p>
+            <w:r>
               <w:t>Retry</w:t>
             </w:r>
           </w:p>
@@ -1255,7 +1303,7 @@
           </w:tcPr>
           <w:p>
             <w:r>
-              <w:t>DS_SQL_Source,DS_Raw_ADLS,DS_Source_File</w:t>
+              <w:t>DS_Source_File,DS_SQL_Source,DS_Raw_ADLS</w:t>
             </w:r>
           </w:p>
         </w:tc>
@@ -1277,7 +1325,7 @@
           </w:tcPr>
           <w:p>
             <w:r>
-              <w:t>LS_Azure_Databricks,LS_Azure_SQL</w:t>
+              <w:t>LS_Azure_SQL,LS_Azure_Databricks</w:t>
             </w:r>
           </w:p>
         </w:tc>
@@ -1387,25 +1435,47 @@
           </w:tcPr>
           <w:p>
             <w:r>
-              <w:t>@concat(item().SourceTable,'.csv')</w:t>
+              <w:t>@greater(variables('RowsCopied'),0)</w:t>
+              <w:br/>
+              <w:t>@pipeline().parameters.LoadType</w:t>
+              <w:br/>
+              <w:t>@activity('Lookup_ETL_Config').output.value</w:t>
               <w:br/>
               <w:t>@activity('Get_Source_Metadata').output.exists</w:t>
               <w:br/>
+              <w:t>@concat('SELECT * FROM ', item().SourceTable, ' WHERE ModifiedDate &gt; ''', activity('Lookup_Last_Watermark').output.firstRow.LastWatermark, '''')</w:t>
+              <w:br/>
+              <w:t>@concat(item().SourceTable,'.csv')</w:t>
+              <w:br/>
               <w:t>@variables('RowsCopied')</w:t>
               <w:br/>
-              <w:t>@activity('Lookup_ETL_Config').output.value</w:t>
+              <w:t>@activity('Copy_SQL_To_Raw').output.rowsCopied</w:t>
               <w:br/>
               <w:t>@item().SourceTable</w:t>
               <w:br/>
-              <w:t>@concat('SELECT * FROM ', item().SourceTable, ' WHERE ModifiedDate &gt; ''', activity('Lookup_Last_Watermark').output.firstRow.LastWatermark, '''')</w:t>
-              <w:br/>
-              <w:t>@activity('Copy_SQL_To_Raw').output.rowsCopied</w:t>
-              <w:br/>
               <w:t>@pipeline().RunId</w:t>
-              <w:br/>
-              <w:t>@pipeline().parameters.LoadType</w:t>
-              <w:br/>
-              <w:t>@greater(variables('RowsCopied'),0)</w:t>
+            </w:r>
+          </w:p>
+        </w:tc>
+      </w:tr>
+      <w:tr>
+        <w:tc>
+          <w:tcPr>
+            <w:tcW w:type="dxa" w:w="4320"/>
+          </w:tcPr>
+          <w:p>
+            <w:r>
+              <w:t>Parameters</w:t>
+            </w:r>
+          </w:p>
+        </w:tc>
+        <w:tc>
+          <w:tcPr>
+            <w:tcW w:type="dxa" w:w="4320"/>
+          </w:tcPr>
+          <w:p>
+            <w:r>
+              <w:t>{'items': {'value': "@activity('Lookup_ETL_Config').output.value", 'type': 'Expression'}, 'batchCount': 10, 'isSequential': False}</w:t>
             </w:r>
           </w:p>
         </w:tc>
@@ -1679,6 +1749,28 @@
           </w:tcPr>
           <w:p>
             <w:r>
+              <w:t>Parameters</w:t>
+            </w:r>
+          </w:p>
+        </w:tc>
+        <w:tc>
+          <w:tcPr>
+            <w:tcW w:type="dxa" w:w="4320"/>
+          </w:tcPr>
+          <w:p>
+            <w:r>
+              <w:t>{'variableName': 'CurrentTable', 'value': {'value': '@item().SourceTable', 'type': 'Expression'}}</w:t>
+            </w:r>
+          </w:p>
+        </w:tc>
+      </w:tr>
+      <w:tr>
+        <w:tc>
+          <w:tcPr>
+            <w:tcW w:type="dxa" w:w="4320"/>
+          </w:tcPr>
+          <w:p>
+            <w:r>
               <w:t>Retry</w:t>
             </w:r>
           </w:p>
@@ -1941,6 +2033,28 @@
           </w:tcPr>
           <w:p>
             <w:r>
+              <w:t>Parameters</w:t>
+            </w:r>
+          </w:p>
+        </w:tc>
+        <w:tc>
+          <w:tcPr>
+            <w:tcW w:type="dxa" w:w="4320"/>
+          </w:tcPr>
+          <w:p>
+            <w:r>
+              <w:t>{'dataset': {'referenceName': 'DS_Source_File', 'type': 'DatasetReference', 'parameters': {'FileName': {'value': "@concat(item().SourceTable,'.csv')", 'type': 'Expression'}}}, 'fieldList': ['exists', 'size', 'lastModified']}</w:t>
+            </w:r>
+          </w:p>
+        </w:tc>
+      </w:tr>
+      <w:tr>
+        <w:tc>
+          <w:tcPr>
+            <w:tcW w:type="dxa" w:w="4320"/>
+          </w:tcPr>
+          <w:p>
+            <w:r>
               <w:t>Retry</w:t>
             </w:r>
           </w:p>
@@ -2081,7 +2195,7 @@
           </w:tcPr>
           <w:p>
             <w:r>
-              <w:t>LS_Azure_Databricks,LS_Azure_SQL</w:t>
+              <w:t>LS_Azure_SQL,LS_Azure_Databricks</w:t>
             </w:r>
           </w:p>
         </w:tc>
@@ -2191,23 +2305,45 @@
           </w:tcPr>
           <w:p>
             <w:r>
-              <w:t>@concat(item().SourceTable,'.csv')</w:t>
+              <w:t>@greater(variables('RowsCopied'),0)</w:t>
+              <w:br/>
+              <w:t>@pipeline().parameters.LoadType</w:t>
               <w:br/>
               <w:t>@activity('Get_Source_Metadata').output.exists</w:t>
               <w:br/>
+              <w:t>@concat('SELECT * FROM ', item().SourceTable, ' WHERE ModifiedDate &gt; ''', activity('Lookup_Last_Watermark').output.firstRow.LastWatermark, '''')</w:t>
+              <w:br/>
+              <w:t>@concat(item().SourceTable,'.csv')</w:t>
+              <w:br/>
               <w:t>@variables('RowsCopied')</w:t>
               <w:br/>
-              <w:t>@pipeline().RunId</w:t>
+              <w:t>@activity('Copy_SQL_To_Raw').output.rowsCopied</w:t>
               <w:br/>
               <w:t>@item().SourceTable</w:t>
               <w:br/>
-              <w:t>@concat('SELECT * FROM ', item().SourceTable, ' WHERE ModifiedDate &gt; ''', activity('Lookup_Last_Watermark').output.firstRow.LastWatermark, '''')</w:t>
-              <w:br/>
-              <w:t>@activity('Copy_SQL_To_Raw').output.rowsCopied</w:t>
-              <w:br/>
-              <w:t>@pipeline().parameters.LoadType</w:t>
-              <w:br/>
-              <w:t>@greater(variables('RowsCopied'),0)</w:t>
+              <w:t>@pipeline().RunId</w:t>
+            </w:r>
+          </w:p>
+        </w:tc>
+      </w:tr>
+      <w:tr>
+        <w:tc>
+          <w:tcPr>
+            <w:tcW w:type="dxa" w:w="4320"/>
+          </w:tcPr>
+          <w:p>
+            <w:r>
+              <w:t>Parameters</w:t>
+            </w:r>
+          </w:p>
+        </w:tc>
+        <w:tc>
+          <w:tcPr>
+            <w:tcW w:type="dxa" w:w="4320"/>
+          </w:tcPr>
+          <w:p>
+            <w:r>
+              <w:t>{'expression': {'value': "@activity('Get_Source_Metadata').output.exists", 'type': 'Expression'}}</w:t>
             </w:r>
           </w:p>
         </w:tc>
@@ -2469,11 +2605,33 @@
           </w:tcPr>
           <w:p>
             <w:r>
-              <w:t>@concat('SELECT * FROM ', item().SourceTable, ' WHERE ModifiedDate &gt; ''', activity('Lookup_Last_Watermark').output.firstRow.LastWatermark, '''')</w:t>
+              <w:t>@item().SourceTable</w:t>
               <w:br/>
               <w:t>@concat(item().SourceTable,'.csv')</w:t>
               <w:br/>
-              <w:t>@item().SourceTable</w:t>
+              <w:t>@concat('SELECT * FROM ', item().SourceTable, ' WHERE ModifiedDate &gt; ''', activity('Lookup_Last_Watermark').output.firstRow.LastWatermark, '''')</w:t>
+            </w:r>
+          </w:p>
+        </w:tc>
+      </w:tr>
+      <w:tr>
+        <w:tc>
+          <w:tcPr>
+            <w:tcW w:type="dxa" w:w="4320"/>
+          </w:tcPr>
+          <w:p>
+            <w:r>
+              <w:t>Parameters</w:t>
+            </w:r>
+          </w:p>
+        </w:tc>
+        <w:tc>
+          <w:tcPr>
+            <w:tcW w:type="dxa" w:w="4320"/>
+          </w:tcPr>
+          <w:p>
+            <w:r>
+              <w:t>{'source': {'type': 'SqlSource', 'sqlReaderQuery': {'value': "@concat('SELECT * FROM ', item().SourceTable, ' WHERE ModifiedDate &gt; ''', activity('Lookup_Last_Watermark').output.firstRow.LastWatermark, '''')", 'type': 'Expression'}}, 'sink': {'type': 'DelimitedTextSink', 'storeSettings': {'type': 'AzureBlobFSWriteSettings'}}, 'enableStaging': True}</w:t>
             </w:r>
           </w:p>
         </w:tc>
@@ -2747,6 +2905,28 @@
           </w:tcPr>
           <w:p>
             <w:r>
+              <w:t>Parameters</w:t>
+            </w:r>
+          </w:p>
+        </w:tc>
+        <w:tc>
+          <w:tcPr>
+            <w:tcW w:type="dxa" w:w="4320"/>
+          </w:tcPr>
+          <w:p>
+            <w:r>
+              <w:t>{'variableName': 'RowsCopied', 'value': {'value': "@activity('Copy_SQL_To_Raw').output.rowsCopied", 'type': 'Expression'}}</w:t>
+            </w:r>
+          </w:p>
+        </w:tc>
+      </w:tr>
+      <w:tr>
+        <w:tc>
+          <w:tcPr>
+            <w:tcW w:type="dxa" w:w="4320"/>
+          </w:tcPr>
+          <w:p>
+            <w:r>
               <w:t>Retry</w:t>
             </w:r>
           </w:p>
@@ -2887,7 +3067,7 @@
           </w:tcPr>
           <w:p>
             <w:r>
-              <w:t>LS_Azure_Databricks,LS_Azure_SQL</w:t>
+              <w:t>LS_Azure_SQL,LS_Azure_Databricks</w:t>
             </w:r>
           </w:p>
         </w:tc>
@@ -2997,15 +3177,37 @@
           </w:tcPr>
           <w:p>
             <w:r>
+              <w:t>@greater(variables('RowsCopied'),0)</w:t>
+              <w:br/>
+              <w:t>@pipeline().parameters.LoadType</w:t>
+              <w:br/>
               <w:t>@variables('RowsCopied')</w:t>
-              <w:br/>
-              <w:t>@pipeline().RunId</w:t>
               <w:br/>
               <w:t>@item().SourceTable</w:t>
               <w:br/>
-              <w:t>@pipeline().parameters.LoadType</w:t>
-              <w:br/>
-              <w:t>@greater(variables('RowsCopied'),0)</w:t>
+              <w:t>@pipeline().RunId</w:t>
+            </w:r>
+          </w:p>
+        </w:tc>
+      </w:tr>
+      <w:tr>
+        <w:tc>
+          <w:tcPr>
+            <w:tcW w:type="dxa" w:w="4320"/>
+          </w:tcPr>
+          <w:p>
+            <w:r>
+              <w:t>Parameters</w:t>
+            </w:r>
+          </w:p>
+        </w:tc>
+        <w:tc>
+          <w:tcPr>
+            <w:tcW w:type="dxa" w:w="4320"/>
+          </w:tcPr>
+          <w:p>
+            <w:r>
+              <w:t>{'expression': {'value': "@greater(variables('RowsCopied'),0)", 'type': 'Expression'}}</w:t>
             </w:r>
           </w:p>
         </w:tc>
@@ -3279,6 +3481,28 @@
           </w:tcPr>
           <w:p>
             <w:r>
+              <w:t>Parameters</w:t>
+            </w:r>
+          </w:p>
+        </w:tc>
+        <w:tc>
+          <w:tcPr>
+            <w:tcW w:type="dxa" w:w="4320"/>
+          </w:tcPr>
+          <w:p>
+            <w:r>
+              <w:t>{'dataflow': {'referenceName': 'DF_Customer_Transform', 'type': 'DataFlowReference'}, 'compute': {'coreCount': 16, 'computeType': 'General'}}</w:t>
+            </w:r>
+          </w:p>
+        </w:tc>
+      </w:tr>
+      <w:tr>
+        <w:tc>
+          <w:tcPr>
+            <w:tcW w:type="dxa" w:w="4320"/>
+          </w:tcPr>
+          <w:p>
+            <w:r>
               <w:t>Retry</w:t>
             </w:r>
           </w:p>
@@ -3529,9 +3753,31 @@
           </w:tcPr>
           <w:p>
             <w:r>
+              <w:t>@item().SourceTable</w:t>
+              <w:br/>
               <w:t>@pipeline().parameters.LoadType</w:t>
-              <w:br/>
-              <w:t>@item().SourceTable</w:t>
+            </w:r>
+          </w:p>
+        </w:tc>
+      </w:tr>
+      <w:tr>
+        <w:tc>
+          <w:tcPr>
+            <w:tcW w:type="dxa" w:w="4320"/>
+          </w:tcPr>
+          <w:p>
+            <w:r>
+              <w:t>Parameters</w:t>
+            </w:r>
+          </w:p>
+        </w:tc>
+        <w:tc>
+          <w:tcPr>
+            <w:tcW w:type="dxa" w:w="4320"/>
+          </w:tcPr>
+          <w:p>
+            <w:r>
+              <w:t>{'notebookPath': '/Shared/EnterpriseNotebook', 'baseParameters': {'TableName': {'value': '@item().SourceTable', 'type': 'Expression'}, 'LoadType': {'value': '@pipeline().parameters.LoadType', 'type': 'Expression'}}}</w:t>
             </w:r>
           </w:p>
         </w:tc>
@@ -3793,11 +4039,33 @@
           </w:tcPr>
           <w:p>
             <w:r>
+              <w:t>@item().SourceTable</w:t>
+              <w:br/>
               <w:t>@variables('RowsCopied')</w:t>
               <w:br/>
               <w:t>@pipeline().RunId</w:t>
-              <w:br/>
-              <w:t>@item().SourceTable</w:t>
+            </w:r>
+          </w:p>
+        </w:tc>
+      </w:tr>
+      <w:tr>
+        <w:tc>
+          <w:tcPr>
+            <w:tcW w:type="dxa" w:w="4320"/>
+          </w:tcPr>
+          <w:p>
+            <w:r>
+              <w:t>Parameters</w:t>
+            </w:r>
+          </w:p>
+        </w:tc>
+        <w:tc>
+          <w:tcPr>
+            <w:tcW w:type="dxa" w:w="4320"/>
+          </w:tcPr>
+          <w:p>
+            <w:r>
+              <w:t>{'storedProcedureName': 'sp_Insert_ETL_Audit', 'storedProcedureParameters': {'TableName': {'value': {'value': '@item().SourceTable', 'type': 'Expression'}, 'type': 'String'}, 'RowsCopied': {'value': {'value': "@variables('RowsCopied')", 'type': 'Expression'}, 'type': 'Int'}, 'PipelineRunId': {'value': {'value': '@pipeline().RunId', 'type': 'Expression'}, 'type': 'String'}}}</w:t>
             </w:r>
           </w:p>
         </w:tc>
@@ -4071,6 +4339,28 @@
           </w:tcPr>
           <w:p>
             <w:r>
+              <w:t>Parameters</w:t>
+            </w:r>
+          </w:p>
+        </w:tc>
+        <w:tc>
+          <w:tcPr>
+            <w:tcW w:type="dxa" w:w="4320"/>
+          </w:tcPr>
+          <w:p>
+            <w:r>
+              <w:t>{'dataset': {'referenceName': 'DS_Raw_ADLS', 'type': 'DatasetReference'}, 'recursive': True}</w:t>
+            </w:r>
+          </w:p>
+        </w:tc>
+      </w:tr>
+      <w:tr>
+        <w:tc>
+          <w:tcPr>
+            <w:tcW w:type="dxa" w:w="4320"/>
+          </w:tcPr>
+          <w:p>
+            <w:r>
               <w:t>Retry</w:t>
             </w:r>
           </w:p>
@@ -4333,6 +4623,28 @@
           </w:tcPr>
           <w:p>
             <w:r>
+              <w:t>Parameters</w:t>
+            </w:r>
+          </w:p>
+        </w:tc>
+        <w:tc>
+          <w:tcPr>
+            <w:tcW w:type="dxa" w:w="4320"/>
+          </w:tcPr>
+          <w:p>
+            <w:r>
+              <w:t>{'url': 'https://prod.logicapp.azure.com/nodata', 'method': 'POST', 'body': {'message': 'No rows copied'}}</w:t>
+            </w:r>
+          </w:p>
+        </w:tc>
+      </w:tr>
+      <w:tr>
+        <w:tc>
+          <w:tcPr>
+            <w:tcW w:type="dxa" w:w="4320"/>
+          </w:tcPr>
+          <w:p>
+            <w:r>
               <w:t>Retry</w:t>
             </w:r>
           </w:p>
@@ -4595,6 +4907,28 @@
           </w:tcPr>
           <w:p>
             <w:r>
+              <w:t>Parameters</w:t>
+            </w:r>
+          </w:p>
+        </w:tc>
+        <w:tc>
+          <w:tcPr>
+            <w:tcW w:type="dxa" w:w="4320"/>
+          </w:tcPr>
+          <w:p>
+            <w:r>
+              <w:t>{'variableName': 'ErrorMessage', 'value': 'Source file missing'}</w:t>
+            </w:r>
+          </w:p>
+        </w:tc>
+      </w:tr>
+      <w:tr>
+        <w:tc>
+          <w:tcPr>
+            <w:tcW w:type="dxa" w:w="4320"/>
+          </w:tcPr>
+          <w:p>
+            <w:r>
               <w:t>Retry</w:t>
             </w:r>
           </w:p>
@@ -4857,6 +5191,28 @@
           </w:tcPr>
           <w:p>
             <w:r>
+              <w:t>Parameters</w:t>
+            </w:r>
+          </w:p>
+        </w:tc>
+        <w:tc>
+          <w:tcPr>
+            <w:tcW w:type="dxa" w:w="4320"/>
+          </w:tcPr>
+          <w:p>
+            <w:r>
+              <w:t>{'url': 'https://prod.logicapp.azure.com/erroralert', 'method': 'POST', 'body': {'message': 'File missing in ADLS'}}</w:t>
+            </w:r>
+          </w:p>
+        </w:tc>
+      </w:tr>
+      <w:tr>
+        <w:tc>
+          <w:tcPr>
+            <w:tcW w:type="dxa" w:w="4320"/>
+          </w:tcPr>
+          <w:p>
+            <w:r>
               <w:t>Retry</w:t>
             </w:r>
           </w:p>
@@ -5107,9 +5463,31 @@
           </w:tcPr>
           <w:p>
             <w:r>
+              <w:t>@equals(variables('PipelineStatus'),'COMPLETED')</w:t>
+              <w:br/>
               <w:t>@activity('Lookup_Execution_Status').output.firstRow.Status</w:t>
-              <w:br/>
-              <w:t>@equals(variables('PipelineStatus'),'COMPLETED')</w:t>
+            </w:r>
+          </w:p>
+        </w:tc>
+      </w:tr>
+      <w:tr>
+        <w:tc>
+          <w:tcPr>
+            <w:tcW w:type="dxa" w:w="4320"/>
+          </w:tcPr>
+          <w:p>
+            <w:r>
+              <w:t>Parameters</w:t>
+            </w:r>
+          </w:p>
+        </w:tc>
+        <w:tc>
+          <w:tcPr>
+            <w:tcW w:type="dxa" w:w="4320"/>
+          </w:tcPr>
+          <w:p>
+            <w:r>
+              <w:t>{'expression': {'value': "@equals(variables('PipelineStatus'),'COMPLETED')", 'type': 'Expression'}}</w:t>
             </w:r>
           </w:p>
         </w:tc>
@@ -5383,6 +5761,28 @@
           </w:tcPr>
           <w:p>
             <w:r>
+              <w:t>Parameters</w:t>
+            </w:r>
+          </w:p>
+        </w:tc>
+        <w:tc>
+          <w:tcPr>
+            <w:tcW w:type="dxa" w:w="4320"/>
+          </w:tcPr>
+          <w:p>
+            <w:r>
+              <w:t>{'waitTimeInSeconds': 120}</w:t>
+            </w:r>
+          </w:p>
+        </w:tc>
+      </w:tr>
+      <w:tr>
+        <w:tc>
+          <w:tcPr>
+            <w:tcW w:type="dxa" w:w="4320"/>
+          </w:tcPr>
+          <w:p>
+            <w:r>
               <w:t>Retry</w:t>
             </w:r>
           </w:p>
@@ -5645,6 +6045,28 @@
           </w:tcPr>
           <w:p>
             <w:r>
+              <w:t>Parameters</w:t>
+            </w:r>
+          </w:p>
+        </w:tc>
+        <w:tc>
+          <w:tcPr>
+            <w:tcW w:type="dxa" w:w="4320"/>
+          </w:tcPr>
+          <w:p>
+            <w:r>
+              <w:t>{'source': {'type': 'AzureSqlSource', 'sqlReaderQuery': 'SELECT TOP 1 Status FROM ETL_Status'}, 'dataset': {'referenceName': 'DS_SQL_Status', 'type': 'DatasetReference'}, 'firstRowOnly': True}</w:t>
+            </w:r>
+          </w:p>
+        </w:tc>
+      </w:tr>
+      <w:tr>
+        <w:tc>
+          <w:tcPr>
+            <w:tcW w:type="dxa" w:w="4320"/>
+          </w:tcPr>
+          <w:p>
+            <w:r>
               <w:t>Retry</w:t>
             </w:r>
           </w:p>
@@ -5907,6 +6329,28 @@
           </w:tcPr>
           <w:p>
             <w:r>
+              <w:t>Parameters</w:t>
+            </w:r>
+          </w:p>
+        </w:tc>
+        <w:tc>
+          <w:tcPr>
+            <w:tcW w:type="dxa" w:w="4320"/>
+          </w:tcPr>
+          <w:p>
+            <w:r>
+              <w:t>{'variableName': 'PipelineStatus', 'value': {'value': "@activity('Lookup_Execution_Status').output.firstRow.Status", 'type': 'Expression'}}</w:t>
+            </w:r>
+          </w:p>
+        </w:tc>
+      </w:tr>
+      <w:tr>
+        <w:tc>
+          <w:tcPr>
+            <w:tcW w:type="dxa" w:w="4320"/>
+          </w:tcPr>
+          <w:p>
+            <w:r>
               <w:t>Retry</w:t>
             </w:r>
           </w:p>
@@ -6169,6 +6613,28 @@
           </w:tcPr>
           <w:p>
             <w:r>
+              <w:t>Parameters</w:t>
+            </w:r>
+          </w:p>
+        </w:tc>
+        <w:tc>
+          <w:tcPr>
+            <w:tcW w:type="dxa" w:w="4320"/>
+          </w:tcPr>
+          <w:p>
+            <w:r>
+              <w:t>{'storedProcedureName': 'sp_Finalize_Enterprise_ETL'}</w:t>
+            </w:r>
+          </w:p>
+        </w:tc>
+      </w:tr>
+      <w:tr>
+        <w:tc>
+          <w:tcPr>
+            <w:tcW w:type="dxa" w:w="4320"/>
+          </w:tcPr>
+          <w:p>
+            <w:r>
               <w:t>Retry</w:t>
             </w:r>
           </w:p>
@@ -6431,6 +6897,28 @@
           </w:tcPr>
           <w:p>
             <w:r>
+              <w:t>Parameters</w:t>
+            </w:r>
+          </w:p>
+        </w:tc>
+        <w:tc>
+          <w:tcPr>
+            <w:tcW w:type="dxa" w:w="4320"/>
+          </w:tcPr>
+          <w:p>
+            <w:r>
+              <w:t>{'pipeline': {'referenceName': 'PowerBI_Refresh_Pipeline', 'type': 'PipelineReference'}, 'waitOnCompletion': True}</w:t>
+            </w:r>
+          </w:p>
+        </w:tc>
+      </w:tr>
+      <w:tr>
+        <w:tc>
+          <w:tcPr>
+            <w:tcW w:type="dxa" w:w="4320"/>
+          </w:tcPr>
+          <w:p>
+            <w:r>
               <w:t>Retry</w:t>
             </w:r>
           </w:p>
@@ -6693,6 +7181,28 @@
           </w:tcPr>
           <w:p>
             <w:r>
+              <w:t>Parameters</w:t>
+            </w:r>
+          </w:p>
+        </w:tc>
+        <w:tc>
+          <w:tcPr>
+            <w:tcW w:type="dxa" w:w="4320"/>
+          </w:tcPr>
+          <w:p>
+            <w:r>
+              <w:t>{'url': 'https://prod.logicapp.azure.com/successmail', 'method': 'POST', 'body': {'message': 'Enterprise ETL completed successfully'}}</w:t>
+            </w:r>
+          </w:p>
+        </w:tc>
+      </w:tr>
+      <w:tr>
+        <w:tc>
+          <w:tcPr>
+            <w:tcW w:type="dxa" w:w="4320"/>
+          </w:tcPr>
+          <w:p>
+            <w:r>
               <w:t>Retry</w:t>
             </w:r>
           </w:p>
@@ -6944,6 +7454,28 @@
           <w:p>
             <w:r>
               <w:t>NA</w:t>
+            </w:r>
+          </w:p>
+        </w:tc>
+      </w:tr>
+      <w:tr>
+        <w:tc>
+          <w:tcPr>
+            <w:tcW w:type="dxa" w:w="4320"/>
+          </w:tcPr>
+          <w:p>
+            <w:r>
+              <w:t>Parameters</w:t>
+            </w:r>
+          </w:p>
+        </w:tc>
+        <w:tc>
+          <w:tcPr>
+            <w:tcW w:type="dxa" w:w="4320"/>
+          </w:tcPr>
+          <w:p>
+            <w:r>
+              <w:t>{'message': 'Enterprise ETL Failed', 'errorCode': '500'}</w:t>
             </w:r>
           </w:p>
         </w:tc>
@@ -7023,6 +7555,14 @@
         <w:pStyle w:val="ListBullet"/>
       </w:pPr>
       <w:r>
+        <w:t>{'dataset': 'DS_Source_File', 'activity': 'ForEach_Table_Processing'}</w:t>
+      </w:r>
+    </w:p>
+    <w:p>
+      <w:pPr>
+        <w:pStyle w:val="ListBullet"/>
+      </w:pPr>
+      <w:r>
         <w:t>{'dataset': 'DS_SQL_Source', 'activity': 'ForEach_Table_Processing'}</w:t>
       </w:r>
     </w:p>
@@ -7032,14 +7572,6 @@
       </w:pPr>
       <w:r>
         <w:t>{'dataset': 'DS_Raw_ADLS', 'activity': 'ForEach_Table_Processing'}</w:t>
-      </w:r>
-    </w:p>
-    <w:p>
-      <w:pPr>
-        <w:pStyle w:val="ListBullet"/>
-      </w:pPr>
-      <w:r>
-        <w:t>{'dataset': 'DS_Source_File', 'activity': 'ForEach_Table_Processing'}</w:t>
       </w:r>
     </w:p>
     <w:p>
